--- a/06-学生侧材料/讲义/芳香烃与卤代烃.docx
+++ b/06-学生侧材料/讲义/芳香烃与卤代烃.docx
@@ -2,840 +2,7 @@
 <file path=word/document.xml><?xml version="1.0" encoding="utf-8"?>
 <w:document xmlns:w="http://schemas.openxmlformats.org/wordprocessingml/2006/main" xmlns:m="http://schemas.openxmlformats.org/officeDocument/2006/math" xmlns:r="http://schemas.openxmlformats.org/officeDocument/2006/relationships" xmlns:o="urn:schemas-microsoft-com:office:office" xmlns:v="urn:schemas-microsoft-com:vml" xmlns:w10="urn:schemas-microsoft-com:office:word" xmlns:a="http://schemas.openxmlformats.org/drawingml/2006/main" xmlns:pic="http://schemas.openxmlformats.org/drawingml/2006/picture" xmlns:wp="http://schemas.openxmlformats.org/drawingml/2006/wordprocessingDrawing">
   <w:body>
-    <w:p>
-      <w:pPr>
-        <w:pStyle w:val="BodyText"/>
-        <w:spacing w:before="160" w:after="80"/>
-        <w:jc w:val="center"/>
-      </w:pPr>
-      <w:r>
-        <w:rPr>
-          <w:rFonts w:ascii="Times New Roman" w:hAnsi="Times New Roman" w:eastAsia="Times New Roman" w:cs="Times New Roman"/>
-        </w:rPr>
-        <w:t xml:space="preserve">🖼</w:t>
-      </w:r>
-      <w:r>
-        <w:rPr>
-          <w:rFonts w:hint="eastAsia" w:ascii="Times New Roman" w:hAnsi="Times New Roman" w:eastAsia="FangSong" w:cs="Times New Roman"/>
-          <w:b/>
-          <w:bCs/>
-        </w:rPr>
-        <w:t xml:space="preserve">教材图引入</w:t>
-      </w:r>
-      <w:r>
-        <w:rPr>
-          <w:rFonts w:ascii="Times New Roman" w:hAnsi="Times New Roman" w:eastAsia="Times New Roman" w:cs="Times New Roman"/>
-        </w:rPr>
-        <w:t xml:space="preserve"> </w:t>
-      </w:r>
-      <w:r>
-        <w:rPr>
-          <w:rFonts w:ascii="Times New Roman" w:hAnsi="Times New Roman" w:eastAsia="Times New Roman" w:cs="Times New Roman"/>
-        </w:rPr>
-        <w:t xml:space="preserve">② ArSE </w:t>
-      </w:r>
-      <w:r>
-        <w:rPr>
-          <w:rFonts w:hint="eastAsia" w:ascii="Times New Roman" w:hAnsi="Times New Roman" w:eastAsia="Times New Roman" w:cs="Times New Roman"/>
-        </w:rPr>
-        <w:t>σ-</w:t>
-      </w:r>
-      <w:r>
-        <w:rPr>
-          <w:rFonts w:hint="eastAsia" w:ascii="Times New Roman" w:hAnsi="Times New Roman" w:eastAsia="FangSong" w:cs="Times New Roman"/>
-        </w:rPr>
-        <w:t>络合物</w:t>
-      </w:r>
-      <w:r>
-        <w:rPr>
-          <w:rFonts w:hint="eastAsia" w:ascii="Times New Roman" w:hAnsi="Times New Roman" w:eastAsia="Times New Roman" w:cs="Times New Roman"/>
-        </w:rPr>
-        <w:t>（Wheland</w:t>
-      </w:r>
-      <w:r>
-        <w:rPr>
-          <w:rFonts w:ascii="Times New Roman" w:hAnsi="Times New Roman" w:eastAsia="Times New Roman" w:cs="Times New Roman"/>
-        </w:rPr>
-        <w:t xml:space="preserve"> </w:t>
-      </w:r>
-      <w:r>
-        <w:rPr>
-          <w:rFonts w:hint="eastAsia" w:ascii="Times New Roman" w:hAnsi="Times New Roman" w:eastAsia="FangSong" w:cs="Times New Roman"/>
-        </w:rPr>
-        <w:t>中间体</w:t>
-      </w:r>
-      <w:r>
-        <w:rPr>
-          <w:rFonts w:hint="eastAsia" w:ascii="Times New Roman" w:hAnsi="Times New Roman" w:eastAsia="Times New Roman" w:cs="Times New Roman"/>
-        </w:rPr>
-        <w:t>）：</w:t>
-      </w:r>
-      <w:r>
-        <w:rPr>
-          <w:rFonts w:ascii="Times New Roman" w:hAnsi="Times New Roman" w:eastAsia="Times New Roman" w:cs="Times New Roman"/>
-        </w:rPr>
-        <w:drawing>
-          <wp:inline>
-            <wp:extent cx="3600000" cy="512324"/>
-            <wp:effectExtent b="0" l="0" r="0" t="0"/>
-            <wp:docPr descr="" title="" id="10" name="Picture"/>
-            <a:graphic>
-              <a:graphicData uri="http://schemas.openxmlformats.org/drawingml/2006/picture">
-                <pic:pic>
-                  <pic:nvPicPr>
-                    <pic:cNvPr descr="bf9a04cbc8288489c7fbe85220b0bc7de33ee7b0e787369a689f070e20f5157a.jpg" id="11" name="Picture"/>
-                    <pic:cNvPicPr>
-                      <a:picLocks noChangeArrowheads="1" noChangeAspect="1"/>
-                    </pic:cNvPicPr>
-                  </pic:nvPicPr>
-                  <pic:blipFill>
-                    <a:blip r:embed="rId9"/>
-                    <a:stretch>
-                      <a:fillRect/>
-                    </a:stretch>
-                  </pic:blipFill>
-                  <pic:spPr bwMode="auto">
-                    <a:xfrm>
-                      <a:off x="0" y="0"/>
-                      <a:ext cx="3600000" cy="512324"/>
-                    </a:xfrm>
-                    <a:prstGeom prst="rect">
-                      <a:avLst/>
-                    </a:prstGeom>
-                    <a:noFill/>
-                    <a:ln w="9525">
-                      <a:noFill/>
-                      <a:headEnd/>
-                      <a:tailEnd/>
-                    </a:ln>
-                  </pic:spPr>
-                </pic:pic>
-              </a:graphicData>
-            </a:graphic>
-          </wp:inline>
-        </w:drawing>
-      </w:r>
-      <w:r>
-        <w:rPr>
-          <w:rFonts w:ascii="Times New Roman" w:hAnsi="Times New Roman" w:eastAsia="Times New Roman" w:cs="Times New Roman"/>
-        </w:rPr>
-        <w:t xml:space="preserve"> </w:t>
-      </w:r>
-      <w:r>
-        <w:rPr>
-          <w:rFonts w:ascii="Times New Roman" w:hAnsi="Times New Roman" w:eastAsia="Times New Roman" w:cs="Times New Roman"/>
-        </w:rPr>
-        <w:t xml:space="preserve">· </w:t>
-      </w:r>
-      <w:r>
-        <w:rPr>
-          <w:rFonts w:hint="eastAsia" w:ascii="Times New Roman" w:hAnsi="Times New Roman" w:eastAsia="FangSong" w:cs="Times New Roman"/>
-        </w:rPr>
-        <w:t>正电荷离域</w:t>
-      </w:r>
-      <w:r>
-        <w:rPr>
-          <w:rFonts w:hint="eastAsia" w:ascii="Times New Roman" w:hAnsi="Times New Roman" w:eastAsia="Times New Roman" w:cs="Times New Roman"/>
-        </w:rPr>
-        <w:t>：</w:t>
-      </w:r>
-      <w:r>
-        <w:rPr>
-          <w:rFonts w:ascii="Times New Roman" w:hAnsi="Times New Roman" w:eastAsia="Times New Roman" w:cs="Times New Roman"/>
-        </w:rPr>
-        <w:drawing>
-          <wp:inline>
-            <wp:extent cx="3600000" cy="467775"/>
-            <wp:effectExtent b="0" l="0" r="0" t="0"/>
-            <wp:docPr descr="" title="" id="13" name="Picture"/>
-            <a:graphic>
-              <a:graphicData uri="http://schemas.openxmlformats.org/drawingml/2006/picture">
-                <pic:pic>
-                  <pic:nvPicPr>
-                    <pic:cNvPr descr="abf6bd08d06dd82cb5a87125601896e4ad217de8f4041b1c39546dec1049869e.jpg" id="14" name="Picture"/>
-                    <pic:cNvPicPr>
-                      <a:picLocks noChangeArrowheads="1" noChangeAspect="1"/>
-                    </pic:cNvPicPr>
-                  </pic:nvPicPr>
-                  <pic:blipFill>
-                    <a:blip r:embed="rId12"/>
-                    <a:stretch>
-                      <a:fillRect/>
-                    </a:stretch>
-                  </pic:blipFill>
-                  <pic:spPr bwMode="auto">
-                    <a:xfrm>
-                      <a:off x="0" y="0"/>
-                      <a:ext cx="3600000" cy="467775"/>
-                    </a:xfrm>
-                    <a:prstGeom prst="rect">
-                      <a:avLst/>
-                    </a:prstGeom>
-                    <a:noFill/>
-                    <a:ln w="9525">
-                      <a:noFill/>
-                      <a:headEnd/>
-                      <a:tailEnd/>
-                    </a:ln>
-                  </pic:spPr>
-                </pic:pic>
-              </a:graphicData>
-            </a:graphic>
-          </wp:inline>
-        </w:drawing>
-      </w:r>
-      <w:r>
-        <w:rPr>
-          <w:rFonts w:ascii="Times New Roman" w:hAnsi="Times New Roman" w:eastAsia="Times New Roman" w:cs="Times New Roman"/>
-        </w:rPr>
-        <w:t xml:space="preserve"> </w:t>
-      </w:r>
-      <w:r>
-        <w:rPr>
-          <w:rFonts w:hint="eastAsia" w:ascii="Times New Roman" w:hAnsi="Times New Roman" w:eastAsia="FangSong" w:cs="Times New Roman"/>
-          <w:i/>
-          <w:iCs/>
-        </w:rPr>
-        <w:t xml:space="preserve">图</w:t>
-      </w:r>
-      <w:r>
-        <w:rPr>
-          <w:rFonts w:ascii="Times New Roman" w:hAnsi="Times New Roman" w:eastAsia="Times New Roman" w:cs="Times New Roman"/>
-          <w:i/>
-          <w:iCs/>
-        </w:rPr>
-        <w:t xml:space="preserve"> </w:t>
-      </w:r>
-      <w:r>
-        <w:rPr>
-          <w:rFonts w:hint="eastAsia" w:ascii="Times New Roman" w:hAnsi="Times New Roman" w:eastAsia="FangSong" w:cs="Times New Roman"/>
-          <w:i/>
-          <w:iCs/>
-        </w:rPr>
-        <w:t xml:space="preserve">芳香亲电取代的</w:t>
-      </w:r>
-      <w:r>
-        <w:rPr>
-          <w:rFonts w:ascii="Times New Roman" w:hAnsi="Times New Roman" w:eastAsia="Times New Roman" w:cs="Times New Roman"/>
-          <w:i/>
-          <w:iCs/>
-        </w:rPr>
-        <w:t xml:space="preserve"> Wheland </w:t>
-      </w:r>
-      <w:r>
-        <w:rPr>
-          <w:rFonts w:hint="eastAsia" w:ascii="Times New Roman" w:hAnsi="Times New Roman" w:eastAsia="Times New Roman" w:cs="Times New Roman"/>
-          <w:i/>
-          <w:iCs/>
-        </w:rPr>
-        <w:t>σ-</w:t>
-      </w:r>
-      <w:r>
-        <w:rPr>
-          <w:rFonts w:hint="eastAsia" w:ascii="Times New Roman" w:hAnsi="Times New Roman" w:eastAsia="FangSong" w:cs="Times New Roman"/>
-          <w:i/>
-          <w:iCs/>
-        </w:rPr>
-        <w:t>络合物及正电荷离域共振式</w:t>
-      </w:r>
-      <w:r>
-        <w:rPr>
-          <w:rFonts w:hint="eastAsia" w:ascii="Times New Roman" w:hAnsi="Times New Roman" w:eastAsia="Times New Roman" w:cs="Times New Roman"/>
-          <w:i/>
-          <w:iCs/>
-        </w:rPr>
-        <w:t>（</w:t>
-      </w:r>
-      <w:r>
-        <w:rPr>
-          <w:rFonts w:hint="eastAsia" w:ascii="Times New Roman" w:hAnsi="Times New Roman" w:eastAsia="FangSong" w:cs="Times New Roman"/>
-          <w:i/>
-          <w:iCs/>
-        </w:rPr>
-        <w:t>源自</w:t>
-      </w:r>
-      <w:r>
-        <w:rPr>
-          <w:rFonts w:ascii="Times New Roman" w:hAnsi="Times New Roman" w:eastAsia="Times New Roman" w:cs="Times New Roman"/>
-          <w:i/>
-          <w:iCs/>
-        </w:rPr>
-        <w:t xml:space="preserve"> Clayden </w:t>
-      </w:r>
-      <w:r>
-        <w:rPr>
-          <w:rFonts w:hint="eastAsia" w:ascii="Times New Roman" w:hAnsi="Times New Roman" w:eastAsia="FangSong" w:cs="Times New Roman"/>
-          <w:i/>
-          <w:iCs/>
-        </w:rPr>
-        <w:t>中文版第</w:t>
-      </w:r>
-      <w:r>
-        <w:rPr>
-          <w:rFonts w:hint="eastAsia" w:ascii="Times New Roman" w:hAnsi="Times New Roman" w:eastAsia="Times New Roman" w:cs="Times New Roman"/>
-          <w:i/>
-          <w:iCs/>
-        </w:rPr>
-        <w:t>21</w:t>
-      </w:r>
-      <w:r>
-        <w:rPr>
-          <w:rFonts w:hint="eastAsia" w:ascii="Times New Roman" w:hAnsi="Times New Roman" w:eastAsia="FangSong" w:cs="Times New Roman"/>
-          <w:i/>
-          <w:iCs/>
-        </w:rPr>
-        <w:t>章</w:t>
-      </w:r>
-      <w:r>
-        <w:rPr>
-          <w:rFonts w:hint="eastAsia" w:ascii="Times New Roman" w:hAnsi="Times New Roman" w:eastAsia="Times New Roman" w:cs="Times New Roman"/>
-          <w:i/>
-          <w:iCs/>
-        </w:rPr>
-        <w:t>）</w:t>
-      </w:r>
-      <w:r>
-        <w:rPr>
-          <w:rFonts w:ascii="Times New Roman" w:hAnsi="Times New Roman" w:eastAsia="Times New Roman" w:cs="Times New Roman"/>
-        </w:rPr>
-        <w:t xml:space="preserve"> </w:t>
-      </w:r>
-      <w:r>
-        <w:rPr>
-          <w:rFonts w:ascii="Times New Roman" w:hAnsi="Times New Roman" w:eastAsia="Times New Roman" w:cs="Times New Roman"/>
-        </w:rPr>
-        <w:t xml:space="preserve">④ SNAr Meisenheimer </w:t>
-      </w:r>
-      <w:r>
-        <w:rPr>
-          <w:rFonts w:hint="eastAsia" w:ascii="Times New Roman" w:hAnsi="Times New Roman" w:eastAsia="FangSong" w:cs="Times New Roman"/>
-        </w:rPr>
-        <w:t>络合物</w:t>
-      </w:r>
-      <w:r>
-        <w:rPr>
-          <w:rFonts w:hint="eastAsia" w:ascii="Times New Roman" w:hAnsi="Times New Roman" w:eastAsia="Times New Roman" w:cs="Times New Roman"/>
-        </w:rPr>
-        <w:t>：</w:t>
-      </w:r>
-      <w:r>
-        <w:rPr>
-          <w:rFonts w:ascii="Times New Roman" w:hAnsi="Times New Roman" w:eastAsia="Times New Roman" w:cs="Times New Roman"/>
-        </w:rPr>
-        <w:drawing>
-          <wp:inline>
-            <wp:extent cx="3600000" cy="624410"/>
-            <wp:effectExtent b="0" l="0" r="0" t="0"/>
-            <wp:docPr descr="" title="" id="16" name="Picture"/>
-            <a:graphic>
-              <a:graphicData uri="http://schemas.openxmlformats.org/drawingml/2006/picture">
-                <pic:pic>
-                  <pic:nvPicPr>
-                    <pic:cNvPr descr="0825aaa4ebec35bb36aa4d36bc81aad8e94af7b2af428b763236254b5ce8aea0.jpg" id="17" name="Picture"/>
-                    <pic:cNvPicPr>
-                      <a:picLocks noChangeArrowheads="1" noChangeAspect="1"/>
-                    </pic:cNvPicPr>
-                  </pic:nvPicPr>
-                  <pic:blipFill>
-                    <a:blip r:embed="rId15"/>
-                    <a:stretch>
-                      <a:fillRect/>
-                    </a:stretch>
-                  </pic:blipFill>
-                  <pic:spPr bwMode="auto">
-                    <a:xfrm>
-                      <a:off x="0" y="0"/>
-                      <a:ext cx="3600000" cy="624410"/>
-                    </a:xfrm>
-                    <a:prstGeom prst="rect">
-                      <a:avLst/>
-                    </a:prstGeom>
-                    <a:noFill/>
-                    <a:ln w="9525">
-                      <a:noFill/>
-                      <a:headEnd/>
-                      <a:tailEnd/>
-                    </a:ln>
-                  </pic:spPr>
-                </pic:pic>
-              </a:graphicData>
-            </a:graphic>
-          </wp:inline>
-        </w:drawing>
-      </w:r>
-      <w:r>
-        <w:rPr>
-          <w:rFonts w:ascii="Times New Roman" w:hAnsi="Times New Roman" w:eastAsia="Times New Roman" w:cs="Times New Roman"/>
-        </w:rPr>
-        <w:t xml:space="preserve"> </w:t>
-      </w:r>
-      <w:r>
-        <w:rPr>
-          <w:rFonts w:ascii="Times New Roman" w:hAnsi="Times New Roman" w:eastAsia="Times New Roman" w:cs="Times New Roman"/>
-        </w:rPr>
-        <w:t xml:space="preserve">· </w:t>
-      </w:r>
-      <w:r>
-        <w:rPr>
-          <w:rFonts w:hint="eastAsia" w:ascii="Times New Roman" w:hAnsi="Times New Roman" w:eastAsia="FangSong" w:cs="Times New Roman"/>
-        </w:rPr>
-        <w:t>硝基活化氟代苯示例</w:t>
-      </w:r>
-      <w:r>
-        <w:rPr>
-          <w:rFonts w:hint="eastAsia" w:ascii="Times New Roman" w:hAnsi="Times New Roman" w:eastAsia="Times New Roman" w:cs="Times New Roman"/>
-        </w:rPr>
-        <w:t>：</w:t>
-      </w:r>
-      <m:oMath>
-        <m:oMathPr>
-          <m:ctrlPr>
-            <w:rPr>
-              <w:sz w:val="28"/>
-              <w:szCs w:val="28"/>
-            </w:rPr>
-          </m:ctrlPr>
-        </m:oMathPr>
-        <m:r>
-          <m:t>p</m:t>
-        </m:r>
-        <m:r>
-          <m:rPr>
-            <m:sty m:val="p"/>
-          </m:rPr>
-          <m:t>−</m:t>
-        </m:r>
-        <m:r>
-          <m:t>F</m:t>
-        </m:r>
-        <m:sSub>
-          <m:e>
-            <m:r>
-              <m:t>C</m:t>
-            </m:r>
-          </m:e>
-          <m:sub>
-            <m:r>
-              <m:t>6</m:t>
-            </m:r>
-          </m:sub>
-        </m:sSub>
-        <m:sSub>
-          <m:e>
-            <m:r>
-              <m:t>H</m:t>
-            </m:r>
-          </m:e>
-          <m:sub>
-            <m:r>
-              <m:t>4</m:t>
-            </m:r>
-          </m:sub>
-        </m:sSub>
-        <m:r>
-          <m:t>N</m:t>
-        </m:r>
-        <m:sSub>
-          <m:e>
-            <m:r>
-              <m:t>O</m:t>
-            </m:r>
-          </m:e>
-          <m:sub>
-            <m:r>
-              <m:t>2</m:t>
-            </m:r>
-          </m:sub>
-        </m:sSub>
-        <m:r>
-          <m:rPr>
-            <m:sty m:val="p"/>
-          </m:rPr>
-          <m:t>+</m:t>
-        </m:r>
-        <m:r>
-          <m:t>N</m:t>
-        </m:r>
-        <m:sSup>
-          <m:e>
-            <m:r>
-              <m:t>u</m:t>
-            </m:r>
-          </m:e>
-          <m:sup>
-            <m:r>
-              <m:rPr>
-                <m:sty m:val="p"/>
-              </m:rPr>
-              <m:t>−</m:t>
-            </m:r>
-          </m:sup>
-        </m:sSup>
-        <m:r>
-          <m:rPr>
-            <m:sty m:val="p"/>
-          </m:rPr>
-          <m:t>→</m:t>
-        </m:r>
-        <m:r>
-          <m:t>p</m:t>
-        </m:r>
-        <m:r>
-          <m:rPr>
-            <m:sty m:val="p"/>
-          </m:rPr>
-          <m:t>−</m:t>
-        </m:r>
-        <m:r>
-          <m:t>N</m:t>
-        </m:r>
-        <m:r>
-          <m:t>u</m:t>
-        </m:r>
-        <m:sSub>
-          <m:e>
-            <m:r>
-              <m:t>C</m:t>
-            </m:r>
-          </m:e>
-          <m:sub>
-            <m:r>
-              <m:t>6</m:t>
-            </m:r>
-          </m:sub>
-        </m:sSub>
-        <m:sSub>
-          <m:e>
-            <m:r>
-              <m:t>H</m:t>
-            </m:r>
-          </m:e>
-          <m:sub>
-            <m:r>
-              <m:t>4</m:t>
-            </m:r>
-          </m:sub>
-        </m:sSub>
-        <m:r>
-          <m:t>N</m:t>
-        </m:r>
-        <m:sSub>
-          <m:e>
-            <m:r>
-              <m:t>O</m:t>
-            </m:r>
-          </m:e>
-          <m:sub>
-            <m:r>
-              <m:t>2</m:t>
-            </m:r>
-          </m:sub>
-        </m:sSub>
-        <m:r>
-          <m:rPr>
-            <m:sty m:val="p"/>
-          </m:rPr>
-          <m:t>+</m:t>
-        </m:r>
-        <m:sSup>
-          <m:e>
-            <m:r>
-              <m:t>F</m:t>
-            </m:r>
-          </m:e>
-          <m:sup>
-            <m:r>
-              <m:rPr>
-                <m:sty m:val="p"/>
-              </m:rPr>
-              <m:t>−</m:t>
-            </m:r>
-          </m:sup>
-        </m:sSup>
-      </m:oMath>
-      <w:r>
-        <w:rPr>
-          <w:rFonts w:ascii="Times New Roman" w:hAnsi="Times New Roman" w:eastAsia="Times New Roman" w:cs="Times New Roman"/>
-        </w:rPr>
-        <w:t xml:space="preserve"> </w:t>
-      </w:r>
-      <w:r>
-        <w:rPr>
-          <w:rFonts w:hint="eastAsia" w:ascii="Times New Roman" w:hAnsi="Times New Roman" w:eastAsia="FangSong" w:cs="Times New Roman"/>
-          <w:i/>
-          <w:iCs/>
-        </w:rPr>
-        <w:t xml:space="preserve">图</w:t>
-      </w:r>
-      <w:r>
-        <w:rPr>
-          <w:rFonts w:ascii="Times New Roman" w:hAnsi="Times New Roman" w:eastAsia="Times New Roman" w:cs="Times New Roman"/>
-          <w:i/>
-          <w:iCs/>
-        </w:rPr>
-        <w:t xml:space="preserve"> SNAr </w:t>
-      </w:r>
-      <w:r>
-        <w:rPr>
-          <w:rFonts w:hint="eastAsia" w:ascii="Times New Roman" w:hAnsi="Times New Roman" w:eastAsia="FangSong" w:cs="Times New Roman"/>
-          <w:i/>
-          <w:iCs/>
-        </w:rPr>
-        <w:t xml:space="preserve">的</w:t>
-      </w:r>
-      <w:r>
-        <w:rPr>
-          <w:rFonts w:ascii="Times New Roman" w:hAnsi="Times New Roman" w:eastAsia="Times New Roman" w:cs="Times New Roman"/>
-          <w:i/>
-          <w:iCs/>
-        </w:rPr>
-        <w:t xml:space="preserve"> Meisenheimer </w:t>
-      </w:r>
-      <w:r>
-        <w:rPr>
-          <w:rFonts w:hint="eastAsia" w:ascii="Times New Roman" w:hAnsi="Times New Roman" w:eastAsia="FangSong" w:cs="Times New Roman"/>
-          <w:i/>
-          <w:iCs/>
-        </w:rPr>
-        <w:t>络合物负电荷离域与硝基活化氟代苯示例</w:t>
-      </w:r>
-      <w:r>
-        <w:rPr>
-          <w:rFonts w:hint="eastAsia" w:ascii="Times New Roman" w:hAnsi="Times New Roman" w:eastAsia="Times New Roman" w:cs="Times New Roman"/>
-          <w:i/>
-          <w:iCs/>
-        </w:rPr>
-        <w:t>（</w:t>
-      </w:r>
-      <w:r>
-        <w:rPr>
-          <w:rFonts w:hint="eastAsia" w:ascii="Times New Roman" w:hAnsi="Times New Roman" w:eastAsia="FangSong" w:cs="Times New Roman"/>
-          <w:i/>
-          <w:iCs/>
-        </w:rPr>
-        <w:t>源自</w:t>
-      </w:r>
-      <w:r>
-        <w:rPr>
-          <w:rFonts w:ascii="Times New Roman" w:hAnsi="Times New Roman" w:eastAsia="Times New Roman" w:cs="Times New Roman"/>
-          <w:i/>
-          <w:iCs/>
-        </w:rPr>
-        <w:t xml:space="preserve"> Clayden </w:t>
-      </w:r>
-      <w:r>
-        <w:rPr>
-          <w:rFonts w:hint="eastAsia" w:ascii="Times New Roman" w:hAnsi="Times New Roman" w:eastAsia="FangSong" w:cs="Times New Roman"/>
-          <w:i/>
-          <w:iCs/>
-        </w:rPr>
-        <w:t>中文版第</w:t>
-      </w:r>
-      <w:r>
-        <w:rPr>
-          <w:rFonts w:hint="eastAsia" w:ascii="Times New Roman" w:hAnsi="Times New Roman" w:eastAsia="Times New Roman" w:cs="Times New Roman"/>
-          <w:i/>
-          <w:iCs/>
-        </w:rPr>
-        <w:t>22</w:t>
-      </w:r>
-      <w:r>
-        <w:rPr>
-          <w:rFonts w:hint="eastAsia" w:ascii="Times New Roman" w:hAnsi="Times New Roman" w:eastAsia="FangSong" w:cs="Times New Roman"/>
-          <w:i/>
-          <w:iCs/>
-        </w:rPr>
-        <w:t>章</w:t>
-      </w:r>
-      <w:r>
-        <w:rPr>
-          <w:rFonts w:hint="eastAsia" w:ascii="Times New Roman" w:hAnsi="Times New Roman" w:eastAsia="Times New Roman" w:cs="Times New Roman"/>
-          <w:i/>
-          <w:iCs/>
-        </w:rPr>
-        <w:t>）</w:t>
-      </w:r>
-      <w:r>
-        <w:rPr>
-          <w:rFonts w:ascii="Times New Roman" w:hAnsi="Times New Roman" w:eastAsia="Times New Roman" w:cs="Times New Roman"/>
-        </w:rPr>
-        <w:t xml:space="preserve"> </w:t>
-      </w:r>
-      <w:r>
-        <w:rPr>
-          <w:rFonts w:ascii="Times New Roman" w:hAnsi="Times New Roman" w:eastAsia="Times New Roman" w:cs="Times New Roman"/>
-        </w:rPr>
-        <w:t xml:space="preserve">⑤ </w:t>
-      </w:r>
-      <w:r>
-        <w:rPr>
-          <w:rFonts w:hint="eastAsia" w:ascii="Times New Roman" w:hAnsi="Times New Roman" w:eastAsia="FangSong" w:cs="Times New Roman"/>
-        </w:rPr>
-        <w:t>苯炔</w:t>
-      </w:r>
-      <w:r>
-        <w:rPr>
-          <w:rFonts w:hint="eastAsia" w:ascii="Times New Roman" w:hAnsi="Times New Roman" w:eastAsia="Times New Roman" w:cs="Times New Roman"/>
-        </w:rPr>
-        <w:t>“</w:t>
-      </w:r>
-      <w:r>
-        <w:rPr>
-          <w:rFonts w:hint="eastAsia" w:ascii="Times New Roman" w:hAnsi="Times New Roman" w:eastAsia="FangSong" w:cs="Times New Roman"/>
-        </w:rPr>
-        <w:t>扭曲三键</w:t>
-      </w:r>
-      <w:r>
-        <w:rPr>
-          <w:rFonts w:hint="eastAsia" w:ascii="Times New Roman" w:hAnsi="Times New Roman" w:eastAsia="Times New Roman" w:cs="Times New Roman"/>
-        </w:rPr>
-        <w:t>”</w:t>
-      </w:r>
-      <w:r>
-        <w:rPr>
-          <w:rFonts w:hint="eastAsia" w:ascii="Times New Roman" w:hAnsi="Times New Roman" w:eastAsia="FangSong" w:cs="Times New Roman"/>
-        </w:rPr>
-        <w:t>结构</w:t>
-      </w:r>
-      <w:r>
-        <w:rPr>
-          <w:rFonts w:hint="eastAsia" w:ascii="Times New Roman" w:hAnsi="Times New Roman" w:eastAsia="Times New Roman" w:cs="Times New Roman"/>
-        </w:rPr>
-        <w:t>：</w:t>
-      </w:r>
-      <w:r>
-        <w:rPr>
-          <w:rFonts w:ascii="Times New Roman" w:hAnsi="Times New Roman" w:eastAsia="Times New Roman" w:cs="Times New Roman"/>
-        </w:rPr>
-        <w:drawing>
-          <wp:inline>
-            <wp:extent cx="3600000" cy="466733"/>
-            <wp:effectExtent b="0" l="0" r="0" t="0"/>
-            <wp:docPr descr="" title="" id="19" name="Picture"/>
-            <a:graphic>
-              <a:graphicData uri="http://schemas.openxmlformats.org/drawingml/2006/picture">
-                <pic:pic>
-                  <pic:nvPicPr>
-                    <pic:cNvPr descr="4868e853f3e7a4189e0b00543f519ae49af511b3ed07f741d9dfce6f724e3d21.jpg" id="20" name="Picture"/>
-                    <pic:cNvPicPr>
-                      <a:picLocks noChangeArrowheads="1" noChangeAspect="1"/>
-                    </pic:cNvPicPr>
-                  </pic:nvPicPr>
-                  <pic:blipFill>
-                    <a:blip r:embed="rId18"/>
-                    <a:stretch>
-                      <a:fillRect/>
-                    </a:stretch>
-                  </pic:blipFill>
-                  <pic:spPr bwMode="auto">
-                    <a:xfrm>
-                      <a:off x="0" y="0"/>
-                      <a:ext cx="3600000" cy="466733"/>
-                    </a:xfrm>
-                    <a:prstGeom prst="rect">
-                      <a:avLst/>
-                    </a:prstGeom>
-                    <a:noFill/>
-                    <a:ln w="9525">
-                      <a:noFill/>
-                      <a:headEnd/>
-                      <a:tailEnd/>
-                    </a:ln>
-                  </pic:spPr>
-                </pic:pic>
-              </a:graphicData>
-            </a:graphic>
-          </wp:inline>
-        </w:drawing>
-      </w:r>
-      <w:r>
-        <w:rPr>
-          <w:rFonts w:ascii="Times New Roman" w:hAnsi="Times New Roman" w:eastAsia="Times New Roman" w:cs="Times New Roman"/>
-        </w:rPr>
-        <w:t xml:space="preserve"> </w:t>
-      </w:r>
-      <w:r>
-        <w:rPr>
-          <w:rFonts w:hint="eastAsia" w:ascii="Times New Roman" w:hAnsi="Times New Roman" w:eastAsia="FangSong" w:cs="Times New Roman"/>
-          <w:i/>
-          <w:iCs/>
-        </w:rPr>
-        <w:t xml:space="preserve">图</w:t>
-      </w:r>
-      <w:r>
-        <w:rPr>
-          <w:rFonts w:ascii="Times New Roman" w:hAnsi="Times New Roman" w:eastAsia="Times New Roman" w:cs="Times New Roman"/>
-          <w:i/>
-          <w:iCs/>
-        </w:rPr>
-        <w:t xml:space="preserve"> </w:t>
-      </w:r>
-      <w:r>
-        <w:rPr>
-          <w:rFonts w:hint="eastAsia" w:ascii="Times New Roman" w:hAnsi="Times New Roman" w:eastAsia="FangSong" w:cs="Times New Roman"/>
-          <w:i/>
-          <w:iCs/>
-        </w:rPr>
-        <w:t>苯炔的扭曲三键与轨道重叠</w:t>
-      </w:r>
-      <w:r>
-        <w:rPr>
-          <w:rFonts w:hint="eastAsia" w:ascii="Times New Roman" w:hAnsi="Times New Roman" w:eastAsia="Times New Roman" w:cs="Times New Roman"/>
-          <w:i/>
-          <w:iCs/>
-        </w:rPr>
-        <w:t>（</w:t>
-      </w:r>
-      <w:r>
-        <w:rPr>
-          <w:rFonts w:hint="eastAsia" w:ascii="Times New Roman" w:hAnsi="Times New Roman" w:eastAsia="FangSong" w:cs="Times New Roman"/>
-          <w:i/>
-          <w:iCs/>
-        </w:rPr>
-        <w:t>源自</w:t>
-      </w:r>
-      <w:r>
-        <w:rPr>
-          <w:rFonts w:ascii="Times New Roman" w:hAnsi="Times New Roman" w:eastAsia="Times New Roman" w:cs="Times New Roman"/>
-          <w:i/>
-          <w:iCs/>
-        </w:rPr>
-        <w:t xml:space="preserve"> Clayden </w:t>
-      </w:r>
-      <w:r>
-        <w:rPr>
-          <w:rFonts w:hint="eastAsia" w:ascii="Times New Roman" w:hAnsi="Times New Roman" w:eastAsia="FangSong" w:cs="Times New Roman"/>
-          <w:i/>
-          <w:iCs/>
-        </w:rPr>
-        <w:t>中文版第</w:t>
-      </w:r>
-      <w:r>
-        <w:rPr>
-          <w:rFonts w:hint="eastAsia" w:ascii="Times New Roman" w:hAnsi="Times New Roman" w:eastAsia="Times New Roman" w:cs="Times New Roman"/>
-          <w:i/>
-          <w:iCs/>
-        </w:rPr>
-        <w:t>22</w:t>
-      </w:r>
-      <w:r>
-        <w:rPr>
-          <w:rFonts w:hint="eastAsia" w:ascii="Times New Roman" w:hAnsi="Times New Roman" w:eastAsia="FangSong" w:cs="Times New Roman"/>
-          <w:i/>
-          <w:iCs/>
-        </w:rPr>
-        <w:t>章</w:t>
-      </w:r>
-      <w:r>
-        <w:rPr>
-          <w:rFonts w:hint="eastAsia" w:ascii="Times New Roman" w:hAnsi="Times New Roman" w:eastAsia="Times New Roman" w:cs="Times New Roman"/>
-          <w:i/>
-          <w:iCs/>
-        </w:rPr>
-        <w:t>）</w:t>
-      </w:r>
-    </w:p>
-    <w:bookmarkStart w:id="49" w:name="第四讲芳香烃与卤代烃"/>
+    <w:bookmarkStart w:id="37" w:name="第四讲芳香烃与卤代烃"/>
     <w:p>
       <w:pPr>
         <w:pStyle w:val="Heading1"/>
@@ -1026,7 +193,7 @@
         </w:pict>
       </w:r>
     </w:p>
-    <w:bookmarkStart w:id="21" w:name="学习目标"/>
+    <w:bookmarkStart w:id="9" w:name="学习目标"/>
     <w:p>
       <w:pPr>
         <w:pStyle w:val="Heading2"/>
@@ -1325,8 +492,8 @@
         </w:pict>
       </w:r>
     </w:p>
-    <w:bookmarkEnd w:id="21"/>
-    <w:bookmarkStart w:id="30" w:name="一核心概念"/>
+    <w:bookmarkEnd w:id="9"/>
+    <w:bookmarkStart w:id="18" w:name="一核心概念"/>
     <w:p>
       <w:pPr>
         <w:pStyle w:val="Heading2"/>
@@ -1351,7 +518,7 @@
         <w:t>核心概念</w:t>
       </w:r>
     </w:p>
-    <w:bookmarkStart w:id="28" w:name="芳香烃"/>
+    <w:bookmarkStart w:id="16" w:name="芳香烃"/>
     <w:p>
       <w:pPr>
         <w:pStyle w:val="Heading3"/>
@@ -1408,18 +575,18 @@
           <wp:inline>
             <wp:extent cx="3600000" cy="1052829"/>
             <wp:effectExtent b="0" l="0" r="0" t="0"/>
-            <wp:docPr descr="苯的 π 电子离域结构" title="" id="23" name="Picture"/>
+            <wp:docPr descr="苯的 π 电子离域结构" title="" id="11" name="Picture"/>
             <a:graphic>
               <a:graphicData uri="http://schemas.openxmlformats.org/drawingml/2006/picture">
                 <pic:pic>
                   <pic:nvPicPr>
-                    <pic:cNvPr descr="c53f665ed3638e3aa85c80f7b7717901fec7fe04cba9cdad38ab0b4985e7e311.png" id="24" name="Picture"/>
+                    <pic:cNvPr descr="c53f665ed3638e3aa85c80f7b7717901fec7fe04cba9cdad38ab0b4985e7e311.png" id="12" name="Picture"/>
                     <pic:cNvPicPr>
                       <a:picLocks noChangeArrowheads="1" noChangeAspect="1"/>
                     </pic:cNvPicPr>
                   </pic:nvPicPr>
                   <pic:blipFill>
-                    <a:blip r:embed="rId22"/>
+                    <a:blip r:embed="rId10"/>
                     <a:stretch>
                       <a:fillRect/>
                     </a:stretch>
@@ -2688,18 +1855,18 @@
           <wp:inline>
             <wp:extent cx="3600000" cy="2304000"/>
             <wp:effectExtent b="0" l="0" r="0" t="0"/>
-            <wp:docPr descr="芳香亲电取代机理——以苯的硝化为例" title="" id="26" name="Picture"/>
+            <wp:docPr descr="芳香亲电取代机理——以苯的硝化为例" title="" id="14" name="Picture"/>
             <a:graphic>
               <a:graphicData uri="http://schemas.openxmlformats.org/drawingml/2006/picture">
                 <pic:pic>
                   <pic:nvPicPr>
-                    <pic:cNvPr descr="871d8de52d6db7aa68ad52be8d61d565cac45fca39114069efc88cd94bbd8800.png" id="27" name="Picture"/>
+                    <pic:cNvPr descr="871d8de52d6db7aa68ad52be8d61d565cac45fca39114069efc88cd94bbd8800.png" id="15" name="Picture"/>
                     <pic:cNvPicPr>
                       <a:picLocks noChangeArrowheads="1" noChangeAspect="1"/>
                     </pic:cNvPicPr>
                   </pic:nvPicPr>
                   <pic:blipFill>
-                    <a:blip r:embed="rId25"/>
+                    <a:blip r:embed="rId13"/>
                     <a:stretch>
                       <a:fillRect/>
                     </a:stretch>
@@ -10619,8 +9786,8 @@
         <w:t>即占位策略</w:t>
       </w:r>
     </w:p>
-    <w:bookmarkEnd w:id="28"/>
-    <w:bookmarkStart w:id="29" w:name="卤代烃"/>
+    <w:bookmarkEnd w:id="16"/>
+    <w:bookmarkStart w:id="17" w:name="卤代烃"/>
     <w:p>
       <w:pPr>
         <w:pStyle w:val="Heading3"/>
@@ -17629,9 +16796,9 @@
         </w:pict>
       </w:r>
     </w:p>
-    <w:bookmarkEnd w:id="29"/>
-    <w:bookmarkEnd w:id="30"/>
-    <w:bookmarkStart w:id="35" w:name="二规律与方法"/>
+    <w:bookmarkEnd w:id="17"/>
+    <w:bookmarkEnd w:id="18"/>
+    <w:bookmarkStart w:id="23" w:name="二规律与方法"/>
     <w:p>
       <w:pPr>
         <w:pStyle w:val="Heading2"/>
@@ -17656,7 +16823,7 @@
         <w:t>规律与方法</w:t>
       </w:r>
     </w:p>
-    <w:bookmarkStart w:id="31" w:name="核心比较表"/>
+    <w:bookmarkStart w:id="19" w:name="核心比较表"/>
     <w:p>
       <w:pPr>
         <w:pStyle w:val="Heading3"/>
@@ -18082,8 +17249,8 @@
         </w:tc>
       </w:tr>
     </w:tbl>
-    <w:bookmarkEnd w:id="31"/>
-    <w:bookmarkStart w:id="32" w:name="常见易错点"/>
+    <w:bookmarkEnd w:id="19"/>
+    <w:bookmarkStart w:id="20" w:name="常见易错点"/>
     <w:p>
       <w:pPr>
         <w:pStyle w:val="Heading3"/>
@@ -18546,8 +17713,8 @@
         <w:t>β-H)。</w:t>
       </w:r>
     </w:p>
-    <w:bookmarkEnd w:id="32"/>
-    <w:bookmarkStart w:id="33" w:name="方法技巧"/>
+    <w:bookmarkEnd w:id="20"/>
+    <w:bookmarkStart w:id="21" w:name="方法技巧"/>
     <w:p>
       <w:pPr>
         <w:pStyle w:val="Heading3"/>
@@ -18838,8 +18005,8 @@
         </w:pict>
       </w:r>
     </w:p>
-    <w:bookmarkEnd w:id="33"/>
-    <w:bookmarkStart w:id="34" w:name="竞赛深化来自化学竞赛初赛讲义"/>
+    <w:bookmarkEnd w:id="21"/>
+    <w:bookmarkStart w:id="22" w:name="竞赛深化来自化学竞赛初赛讲义"/>
     <w:p>
       <w:pPr>
         <w:pStyle w:val="Heading3"/>
@@ -20172,9 +19339,9 @@
         </w:pict>
       </w:r>
     </w:p>
-    <w:bookmarkEnd w:id="34"/>
-    <w:bookmarkEnd w:id="35"/>
-    <w:bookmarkStart w:id="41" w:name="三典型例题"/>
+    <w:bookmarkEnd w:id="22"/>
+    <w:bookmarkEnd w:id="23"/>
+    <w:bookmarkStart w:id="29" w:name="三典型例题"/>
     <w:p>
       <w:pPr>
         <w:pStyle w:val="Heading2"/>
@@ -20199,7 +19366,7 @@
         <w:t>典型例题</w:t>
       </w:r>
     </w:p>
-    <w:bookmarkStart w:id="36" w:name="例1-芳香亲电取代定位效应"/>
+    <w:bookmarkStart w:id="24" w:name="例1-芳香亲电取代定位效应"/>
     <w:p>
       <w:pPr>
         <w:pStyle w:val="Heading3"/>
@@ -20636,8 +19803,8 @@
         <w:t>(~4%)</w:t>
       </w:r>
     </w:p>
-    <w:bookmarkEnd w:id="36"/>
-    <w:bookmarkStart w:id="37" w:name="例2-sn2立体化学"/>
+    <w:bookmarkEnd w:id="24"/>
+    <w:bookmarkStart w:id="25" w:name="例2-sn2立体化学"/>
     <w:p>
       <w:pPr>
         <w:pStyle w:val="Heading3"/>
@@ -21163,8 +20330,8 @@
         <w:t>）。</w:t>
       </w:r>
     </w:p>
-    <w:bookmarkEnd w:id="37"/>
-    <w:bookmarkStart w:id="38" w:name="例3-sn1-vs-sn2"/>
+    <w:bookmarkEnd w:id="25"/>
+    <w:bookmarkStart w:id="26" w:name="例3-sn1-vs-sn2"/>
     <w:p>
       <w:pPr>
         <w:pStyle w:val="Heading3"/>
@@ -21909,8 +21076,8 @@
         <w:t>=CHBr</w:t>
       </w:r>
     </w:p>
-    <w:bookmarkEnd w:id="38"/>
-    <w:bookmarkStart w:id="39" w:name="例4-消除反应的区域选择性"/>
+    <w:bookmarkEnd w:id="26"/>
+    <w:bookmarkStart w:id="27" w:name="例4-消除反应的区域选择性"/>
     <w:p>
       <w:pPr>
         <w:pStyle w:val="Heading3"/>
@@ -22758,8 +21925,8 @@
         <w:t>。</w:t>
       </w:r>
     </w:p>
-    <w:bookmarkEnd w:id="39"/>
-    <w:bookmarkStart w:id="40" w:name="例5-grignard试剂的合成路线设计"/>
+    <w:bookmarkEnd w:id="27"/>
+    <w:bookmarkStart w:id="28" w:name="例5-grignard试剂的合成路线设计"/>
     <w:p>
       <w:pPr>
         <w:pStyle w:val="Heading3"/>
@@ -24510,9 +23677,9 @@
         </w:pict>
       </w:r>
     </w:p>
-    <w:bookmarkEnd w:id="40"/>
-    <w:bookmarkEnd w:id="41"/>
-    <w:bookmarkStart w:id="42" w:name="四拓展与联系"/>
+    <w:bookmarkEnd w:id="28"/>
+    <w:bookmarkEnd w:id="29"/>
+    <w:bookmarkStart w:id="30" w:name="四拓展与联系"/>
     <w:p>
       <w:pPr>
         <w:pStyle w:val="Heading2"/>
@@ -24742,8 +23909,8 @@
         </w:pict>
       </w:r>
     </w:p>
-    <w:bookmarkEnd w:id="42"/>
-    <w:bookmarkStart w:id="43" w:name="五本节总结速查"/>
+    <w:bookmarkEnd w:id="30"/>
+    <w:bookmarkStart w:id="31" w:name="五本节总结速查"/>
     <w:p>
       <w:pPr>
         <w:pStyle w:val="Heading2"/>
@@ -25606,8 +24773,8 @@
         </w:pict>
       </w:r>
     </w:p>
-    <w:bookmarkEnd w:id="43"/>
-    <w:bookmarkStart w:id="47" w:name="六练习题"/>
+    <w:bookmarkEnd w:id="31"/>
+    <w:bookmarkStart w:id="35" w:name="六练习题"/>
     <w:p>
       <w:pPr>
         <w:pStyle w:val="Heading2"/>
@@ -25632,7 +24799,7 @@
         <w:t>练习题</w:t>
       </w:r>
     </w:p>
-    <w:bookmarkStart w:id="44" w:name="基础巩固"/>
+    <w:bookmarkStart w:id="32" w:name="基础巩固"/>
     <w:p>
       <w:pPr>
         <w:pStyle w:val="Heading3"/>
@@ -25849,8 +25016,8 @@
         <w:t>。</w:t>
       </w:r>
     </w:p>
-    <w:bookmarkEnd w:id="44"/>
-    <w:bookmarkStart w:id="45" w:name="提高训练"/>
+    <w:bookmarkEnd w:id="32"/>
+    <w:bookmarkStart w:id="33" w:name="提高训练"/>
     <w:p>
       <w:pPr>
         <w:pStyle w:val="Heading3"/>
@@ -26167,8 +25334,8 @@
         <w:t>。</w:t>
       </w:r>
     </w:p>
-    <w:bookmarkEnd w:id="45"/>
-    <w:bookmarkStart w:id="46" w:name="挑战"/>
+    <w:bookmarkEnd w:id="33"/>
+    <w:bookmarkStart w:id="34" w:name="挑战"/>
     <w:p>
       <w:pPr>
         <w:pStyle w:val="Heading3"/>
@@ -26480,9 +25647,9 @@
         </w:pict>
       </w:r>
     </w:p>
-    <w:bookmarkEnd w:id="46"/>
-    <w:bookmarkEnd w:id="47"/>
-    <w:bookmarkStart w:id="48" w:name="参考答案"/>
+    <w:bookmarkEnd w:id="34"/>
+    <w:bookmarkEnd w:id="35"/>
+    <w:bookmarkStart w:id="36" w:name="参考答案"/>
     <w:p>
       <w:pPr>
         <w:pStyle w:val="Heading2"/>
@@ -28678,10 +27845,10 @@
         <w:t xml:space="preserve">✓）</w:t>
       </w:r>
     </w:p>
-    <w:bookmarkEnd w:id="48"/>
-    <w:bookmarkEnd w:id="49"/>
+    <w:bookmarkEnd w:id="36"/>
+    <w:bookmarkEnd w:id="37"/>
     <w:sectPr>
-      <w:footerReference w:type="default" r:id="rId10"/>
+      <w:footerReference w:type="default" r:id="rId9"/>
       <w:footnotePr>
         <w:numRestart w:val="eachSect"/>
       </w:footnotePr>
@@ -30138,14 +29305,6 @@
       <ns0:color ns0:themeColor="accent1" ns0:themeShade="BF" ns0:val="365F91"/>
     </ns0:rPr>
   </ns0:style>
-  <w:style w:type="paragraph" w:customStyle="1" w:styleId="BodyText">
-    <w:name w:val="Body Text"/>
-    <w:basedOn w:val="BodyText"/>
-    <w:qFormat/>
-    <ns0:rPr>
-      <w:rFonts ns0:ascii="Times New Roman" ns0:hAnsi="Times New Roman" ns0:eastAsia="FangSong" ns0:cs="Times New Roman"/>
-    </ns0:rPr>
-  </w:style>
   <w:style w:type="paragraph" w:customStyle="1" w:styleId="SourceCode">
     <w:name w:val="Source Code"/>
     <w:basedOn w:val="Normal"/>
